--- a/Б.7.5_Модуль3_Тема3.1_Строительство_и_реконструкция.docx
+++ b/Б.7.5_Модуль3_Тема3.1_Строительство_и_реконструкция.docx
@@ -37,36 +37,6 @@
     <w:p>
       <w:pPr>
         <w:spacing w:line="276" w:lineRule="auto" w:after="120"/>
-        <w:ind w:firstLine="709"/>
-        <w:jc w:val="both"/>
-      </w:pPr>
-      <w:r>
-        <w:rPr>
-          <w:rFonts w:ascii="Times New Roman" w:hAnsi="Times New Roman" w:eastAsia="Times New Roman"/>
-          <w:b w:val="0"/>
-          <w:sz w:val="24"/>
-        </w:rPr>
-        <w:t>Требования при строительстве и реконструкции сетей газораспределения и газопотребления установлены Техническим регламентом о безопасности сетей газораспределения и газопотребления (ПП РФ № 870, раздел V), Правилами безопасности сетей газораспределения и газопотребления (приказ Ростехнадзора от 15.12.2020 № 531), Правилами охраны газораспределительных сетей (ПП РФ № 878), а также сводами правил СП 42-101, СП 42-102, СП 42-103.</w:t>
-      </w:r>
-    </w:p>
-    <w:p>
-      <w:pPr>
-        <w:spacing w:line="276" w:lineRule="auto" w:after="120"/>
-        <w:ind w:firstLine="709"/>
-        <w:jc w:val="both"/>
-      </w:pPr>
-      <w:r>
-        <w:rPr>
-          <w:rFonts w:ascii="Times New Roman" w:hAnsi="Times New Roman" w:eastAsia="Times New Roman"/>
-          <w:b w:val="0"/>
-          <w:sz w:val="24"/>
-        </w:rPr>
-        <w:t>Государственный контроль (надзор) за соблюдением требований технического регуламента при строительстве, реконструкции, капитальном ремонте и монтаже сетей газораспределения и газопотребления осуществляет Ростехнадзор (ПП РФ № 870, п. 2). При строительстве и реконструкции оценка соответствия осуществляется в форме государственного контроля (надзора) (ПП РФ № 870, п. 88).</w:t>
-      </w:r>
-    </w:p>
-    <w:p>
-      <w:pPr>
-        <w:spacing w:line="276" w:lineRule="auto" w:after="120"/>
         <w:ind w:firstLine="0"/>
         <w:jc w:val="both"/>
       </w:pPr>
@@ -74,105 +44,9 @@
         <w:rPr>
           <w:rFonts w:ascii="Times New Roman" w:hAnsi="Times New Roman" w:eastAsia="Times New Roman"/>
           <w:b w:val="0"/>
-          <w:sz w:val="24"/>
+          <w:sz w:val="22"/>
         </w:rPr>
-        <w:t>Организация, осуществляющая строительство или реконструкцию сетей газораспределения и газопотребления, обеспечивает:</w:t>
-      </w:r>
-    </w:p>
-    <w:p>
-      <w:pPr>
-        <w:pStyle w:val="ListParagraph"/>
-        <w:spacing w:line="276" w:lineRule="auto" w:after="60"/>
-        <w:ind w:left="709"/>
-        <w:jc w:val="both"/>
-      </w:pPr>
-      <w:r>
-        <w:rPr>
-          <w:rFonts w:ascii="Times New Roman" w:hAnsi="Times New Roman" w:eastAsia="Times New Roman"/>
-          <w:b w:val="0"/>
-          <w:sz w:val="24"/>
-        </w:rPr>
-        <w:t>ведение строительно-монтажных работ строго по проектной документации, проекту производства работ и технологическим картам (ПП РФ № 870, п. 56);</w:t>
-      </w:r>
-    </w:p>
-    <w:p>
-      <w:pPr>
-        <w:pStyle w:val="ListParagraph"/>
-        <w:spacing w:line="276" w:lineRule="auto" w:after="60"/>
-        <w:ind w:left="709"/>
-        <w:jc w:val="both"/>
-      </w:pPr>
-      <w:r>
-        <w:rPr>
-          <w:rFonts w:ascii="Times New Roman" w:hAnsi="Times New Roman" w:eastAsia="Times New Roman"/>
-          <w:b w:val="0"/>
-          <w:sz w:val="24"/>
-        </w:rPr>
-        <w:t>применение материалов, технологий и оборудования, предусмотренных проектом;</w:t>
-      </w:r>
-    </w:p>
-    <w:p>
-      <w:pPr>
-        <w:pStyle w:val="ListParagraph"/>
-        <w:spacing w:line="276" w:lineRule="auto" w:after="60"/>
-        <w:ind w:left="709"/>
-        <w:jc w:val="both"/>
-      </w:pPr>
-      <w:r>
-        <w:rPr>
-          <w:rFonts w:ascii="Times New Roman" w:hAnsi="Times New Roman" w:eastAsia="Times New Roman"/>
-          <w:b w:val="0"/>
-          <w:sz w:val="24"/>
-        </w:rPr>
-        <w:t>организацию строительного контроля застройщика и устранение выявленных дефектов;</w:t>
-      </w:r>
-    </w:p>
-    <w:p>
-      <w:pPr>
-        <w:pStyle w:val="ListParagraph"/>
-        <w:spacing w:line="276" w:lineRule="auto" w:after="60"/>
-        <w:ind w:left="709"/>
-        <w:jc w:val="both"/>
-      </w:pPr>
-      <w:r>
-        <w:rPr>
-          <w:rFonts w:ascii="Times New Roman" w:hAnsi="Times New Roman" w:eastAsia="Times New Roman"/>
-          <w:b w:val="0"/>
-          <w:sz w:val="24"/>
-        </w:rPr>
-        <w:t>ведение исполнительной документации, отражающей фактически выполненные работы;</w:t>
-      </w:r>
-    </w:p>
-    <w:p>
-      <w:pPr>
-        <w:pStyle w:val="ListParagraph"/>
-        <w:spacing w:line="276" w:lineRule="auto" w:after="60"/>
-        <w:ind w:left="709"/>
-        <w:jc w:val="both"/>
-      </w:pPr>
-      <w:r>
-        <w:rPr>
-          <w:rFonts w:ascii="Times New Roman" w:hAnsi="Times New Roman" w:eastAsia="Times New Roman"/>
-          <w:b w:val="0"/>
-          <w:sz w:val="24"/>
-        </w:rPr>
-        <w:t>соблюдение ограничений и получение разрешений при работах в охранных зонах газопроводов (ПП РФ № 878, п. 14, 16);</w:t>
-      </w:r>
-    </w:p>
-    <w:p>
-      <w:pPr>
-        <w:pStyle w:val="ListParagraph"/>
-        <w:spacing w:line="276" w:lineRule="auto" w:after="60"/>
-        <w:ind w:left="709"/>
-        <w:jc w:val="both"/>
-      </w:pPr>
-      <w:r>
-        <w:rPr>
-          <w:rFonts w:ascii="Times New Roman" w:hAnsi="Times New Roman" w:eastAsia="Times New Roman"/>
-          <w:b w:val="0"/>
-          <w:sz w:val="24"/>
-        </w:rPr>
-        <w:t>обеспечение участия представителя Ростехнадзора в государственном контроле (надзоре) (ПП РФ № 870, п. 88).</w:t>
+        <w:t>Нормативная база: Технический регламент (ПП РФ № 870), ФНП № 531, Правила охраны газораспределительных сетей (ПП РФ № 878).</w:t>
       </w:r>
     </w:p>
     <w:p/>
@@ -188,23 +62,7 @@
           <w:b/>
           <w:sz w:val="24"/>
         </w:rPr>
-        <w:t>Общие требования к строительству и реконструкции</w:t>
-      </w:r>
-    </w:p>
-    <w:p/>
-    <w:p>
-      <w:pPr>
-        <w:spacing w:line="276" w:lineRule="auto" w:after="120"/>
-        <w:ind w:firstLine="709"/>
-        <w:jc w:val="both"/>
-      </w:pPr>
-      <w:r>
-        <w:rPr>
-          <w:rFonts w:ascii="Times New Roman" w:hAnsi="Times New Roman" w:eastAsia="Times New Roman"/>
-          <w:b w:val="0"/>
-          <w:sz w:val="24"/>
-        </w:rPr>
-        <w:t>При строительстве, реконструкции, монтаже и капитальном ремонте должно быть обеспечено соблюдение: технических решений, предусмотренных проектной документацией; требований эксплуатационной документации изготовителей газоиспользующего оборудования, технических и технологических устройств, труб, материалов и соединительных деталей; технологии строительства, монтажа, капитального ремонта и реконструкции в соответствии с проектом производства работ или технологическими картами (ПП РФ № 870, п. 56).</w:t>
+        <w:t>Строительство и реконструкция</w:t>
       </w:r>
     </w:p>
     <w:p>
@@ -219,7 +77,7 @@
           <w:b w:val="0"/>
           <w:sz w:val="24"/>
         </w:rPr>
-        <w:t>В случае выявления отступлений от требований, фактов использования материалов, не предусмотренных проектной документацией, и нарушения порядка и некачественного выполнения работ строительно-монтажные работы должны быть приостановлены, а обнаруженные дефекты устранены (ПП РФ № 870, п. 57).</w:t>
+        <w:t>При строительстве, реконструкции, монтаже и капитальном ремонте должно быть обеспечено соблюдение технических решений, предусмотренных проектной документацией; требований эксплуатационной документации изготовителей газоиспользующего оборудования, технических и технологических устройств, труб, материалов и соединительных деталей; технологии строительства, монтажа, капитального ремонта и реконструкции в соответствии с проектом производства работ или технологическими картами.</w:t>
       </w:r>
     </w:p>
     <w:p>
@@ -234,7 +92,37 @@
           <w:b w:val="0"/>
           <w:sz w:val="24"/>
         </w:rPr>
-        <w:t>Результаты пусконаладочных работ сетей, строительство, реконструкция, монтаж и капитальный ремонт которых завершены, должны соответствовать проектной документации (ПП РФ № 870, п. 63).</w:t>
+        <w:t>При строительстве, реконструкции, монтаже и капитальном ремонте должны применяться материалы, технологии и оборудование, предусмотренные проектной документацией. Исполнительная документация должна отражать фактически выполненные работы и использованные материалы.</w:t>
+      </w:r>
+    </w:p>
+    <w:p>
+      <w:pPr>
+        <w:spacing w:line="276" w:lineRule="auto" w:after="120"/>
+        <w:ind w:firstLine="709"/>
+        <w:jc w:val="both"/>
+      </w:pPr>
+      <w:r>
+        <w:rPr>
+          <w:rFonts w:ascii="Times New Roman" w:hAnsi="Times New Roman" w:eastAsia="Times New Roman"/>
+          <w:b w:val="0"/>
+          <w:sz w:val="24"/>
+        </w:rPr>
+        <w:t>В случае выявления отступлений от требований, использования материалов, не предусмотренных проектной документацией, и нарушения порядка и некачественного выполнения работ строительно-монтажные работы должны быть приостановлены, а обнаруженные дефекты устранены.</w:t>
+      </w:r>
+    </w:p>
+    <w:p>
+      <w:pPr>
+        <w:spacing w:line="276" w:lineRule="auto" w:after="120"/>
+        <w:ind w:firstLine="709"/>
+        <w:jc w:val="both"/>
+      </w:pPr>
+      <w:r>
+        <w:rPr>
+          <w:rFonts w:ascii="Times New Roman" w:hAnsi="Times New Roman" w:eastAsia="Times New Roman"/>
+          <w:b w:val="0"/>
+          <w:sz w:val="24"/>
+        </w:rPr>
+        <w:t>Результаты пусконаладочных работ сетей, строительство, реконструкция, монтаж и капитальный ремонт которых завершены, должны соответствовать проектной документации.</w:t>
       </w:r>
     </w:p>
     <w:p/>
@@ -253,7 +141,6 @@
         <w:t>Прокладка и монтаж газопроводов</w:t>
       </w:r>
     </w:p>
-    <w:p/>
     <w:p>
       <w:pPr>
         <w:spacing w:line="276" w:lineRule="auto" w:after="120"/>
@@ -266,7 +153,7 @@
           <w:b w:val="0"/>
           <w:sz w:val="24"/>
         </w:rPr>
-        <w:t>Технология укладки газопроводов должна обеспечивать: сохранность поверхности трубы газопровода, его изоляционных покрытий и соединений; положение газопровода, указанное в проектной документации (ПП РФ № 870, п. 64).</w:t>
+        <w:t>Технология укладки газопроводов должна обеспечивать сохранность поверхности трубы газопровода, его изоляционных покрытий и соединений, а также положение газопровода, указанное в проектной документации.</w:t>
       </w:r>
     </w:p>
     <w:p>
@@ -281,7 +168,7 @@
           <w:b w:val="0"/>
           <w:sz w:val="24"/>
         </w:rPr>
-        <w:t>При строительстве, монтаже, капитальном ремонте и реконструкции газопроводов должны быть приняты меры по предотвращению засорения полости труб, секций и плетей из труб (ПП РФ № 870, п. 65).</w:t>
+        <w:t>При строительстве, монтаже, капитальном ремонте и реконструкции газопроводов должны быть приняты меры по предотвращению засорения полости труб, секций и плетей из труб.</w:t>
       </w:r>
     </w:p>
     <w:p>
@@ -296,7 +183,7 @@
           <w:b w:val="0"/>
           <w:sz w:val="24"/>
         </w:rPr>
-        <w:t>Участки газопроводов, прокладываемые внутри защитных устройств через ограждающие строительные конструкции здания, не должны иметь стыковых, резьбовых и фланцевых соединений; участки в каналах со съёмными перекрытиями и в бороздах стен не должны иметь резьбовых и фланцевых соединений (ПП РФ № 870, п. 66).</w:t>
+        <w:t>Участки газопроводов, прокладываемые внутри защитных устройств через ограждающие строительные конструкции здания, не должны иметь стыковых, резьбовых и фланцевых соединений. Участки газопроводов, прокладываемые в каналах со съёмными перекрытиями и в бороздах стен, не должны иметь резьбовых и фланцевых соединений.</w:t>
       </w:r>
     </w:p>
     <w:p>
@@ -311,7 +198,7 @@
           <w:b w:val="0"/>
           <w:sz w:val="24"/>
         </w:rPr>
-        <w:t>Энергетическая эффективность построенных, отремонтированных и реконструированных сетей должна обеспечиваться за счёт их герметичности (отсутствия утечек газа) (ПП РФ № 870, п. 67).</w:t>
+        <w:t>Энергетическая эффективность построенных, отремонтированных и реконструированных сетей газораспределения и газопотребления должна обеспечиваться за счёт их герметичности, то есть отсутствия утечек газа.</w:t>
       </w:r>
     </w:p>
     <w:p/>
@@ -330,7 +217,6 @@
         <w:t>Контроль СМР и технический надзор</w:t>
       </w:r>
     </w:p>
-    <w:p/>
     <w:p>
       <w:pPr>
         <w:spacing w:line="276" w:lineRule="auto" w:after="120"/>
@@ -343,7 +229,7 @@
           <w:b w:val="0"/>
           <w:sz w:val="24"/>
         </w:rPr>
-        <w:t>Оценка соответствия при строительстве, реконструкции, капитальном ремонте, монтаже, консервации и ликвидации сетей осуществляется в форме государственного контроля (надзора) (ПП РФ № 870, п. 88).</w:t>
+        <w:t>Государственный контроль (надзор) за соблюдением требований технического регуламента при строительстве, реконструкции, капитальном ремонте и монтаже сетей газораспределения и газопотребления осуществляет Ростехнадзор.</w:t>
       </w:r>
     </w:p>
     <w:p>
@@ -358,7 +244,7 @@
           <w:b w:val="0"/>
           <w:sz w:val="24"/>
         </w:rPr>
-        <w:t>Государственный контроль (надзор) за соблюдением требований технического регуламента при строительстве, реконструкции, капитальном ремонте и монтаже осуществляет Ростехнадзор (ПП РФ № 870, п. 2).</w:t>
+        <w:t>При строительстве, реконструкции, капитальном ремонте, монтаже, консервации и ликвидации сетей оценка соответствия осуществляется в форме государственного контроля (надзора).</w:t>
       </w:r>
     </w:p>
     <w:p>
@@ -373,7 +259,7 @@
           <w:b w:val="0"/>
           <w:sz w:val="24"/>
         </w:rPr>
-        <w:t>При приёмке сетей после строительства либо реконструкции в состав приемочной комиссии входят представители застройщика, строительной и проектной организаций, эксплуатационной организации, органа государственного строительного надзора и Ростехнадзора (ПП РФ № 870, п. 93).</w:t>
+        <w:t>Застройщик организует строительный контроль за соблюдением проектной документации, качеством материалов и правильностью выполнения работ. При выявлении нарушений работы приостанавливаются до устранения дефектов.</w:t>
       </w:r>
     </w:p>
     <w:p>
@@ -388,7 +274,7 @@
           <w:b w:val="0"/>
           <w:sz w:val="24"/>
         </w:rPr>
-        <w:t>При приёмке строительная организация предоставляет исполнительную документацию, подтверждающую соответствие выполненных работ проектной документации (ПП РФ № 870, п. 95).</w:t>
+        <w:t>При приёмке сетей после строительства либо реконструкции создаётся приемочная комиссия, в состав которой входят представители застройщика, строительной организации, проектной организации, эксплуатационной организации, органа государственного строительного надзора и Ростехнадзора.</w:t>
       </w:r>
     </w:p>
     <w:p>
@@ -403,7 +289,22 @@
           <w:b w:val="0"/>
           <w:sz w:val="24"/>
         </w:rPr>
-        <w:t>Организации, осуществляющие эксплуатацию сетей, должны хранить проектную и исполнительную документацию в течение всего срока эксплуатации ОПО (до ликвидации); порядок хранения определяется приказом руководителя эксплуатирующей организации (ФНП № 531, п. 6).</w:t>
+        <w:t>Строительная организация при приёмке предоставляет исполнительную документацию, подтверждающую соответствие выполненных работ проектной документации.</w:t>
+      </w:r>
+    </w:p>
+    <w:p>
+      <w:pPr>
+        <w:spacing w:line="276" w:lineRule="auto" w:after="120"/>
+        <w:ind w:firstLine="709"/>
+        <w:jc w:val="both"/>
+      </w:pPr>
+      <w:r>
+        <w:rPr>
+          <w:rFonts w:ascii="Times New Roman" w:hAnsi="Times New Roman" w:eastAsia="Times New Roman"/>
+          <w:b w:val="0"/>
+          <w:sz w:val="24"/>
+        </w:rPr>
+        <w:t>Организация, эксплуатирующая сети газораспределения и газопотребления, должна хранить проектную и исполнительную документацию в течение всего срока эксплуатации опасного производственного объекта (до ликвидации). Порядок и условия хранения определяются приказом руководителя эксплуатирующей организации.</w:t>
       </w:r>
     </w:p>
     <w:p/>
@@ -422,7 +323,6 @@
         <w:t>Охранные зоны газопроводов</w:t>
       </w:r>
     </w:p>
-    <w:p/>
     <w:p>
       <w:pPr>
         <w:spacing w:line="276" w:lineRule="auto" w:after="120"/>
@@ -435,7 +335,7 @@
           <w:b w:val="0"/>
           <w:sz w:val="24"/>
         </w:rPr>
-        <w:t>Для газораспределительных сетей устанавливаются охранные зоны: вдоль трасс наружных газопроводов — на расстоянии 2 метров с каждой стороны газопровода; вдоль трасс подземных полиэтиленовых газопроводов при использовании медного провода — 3 метра со стороны провода и 2 метра с противоположной стороны; вокруг отдельно стоящих ГРП — на расстоянии 10 метров от границ объекта (ПП РФ № 878, п. 7).</w:t>
+        <w:t>В проектной документации на сеть газораспределения должны быть указаны границы охранных зон сети газораспределения.</w:t>
       </w:r>
     </w:p>
     <w:p>
@@ -450,7 +350,7 @@
           <w:b w:val="0"/>
           <w:sz w:val="24"/>
         </w:rPr>
-        <w:t>На земельные участки в охранных зонах газораспределительных сетей налагаются ограничения использования: запрещается строительство объектов; разливать кислоты и щелочи; разводить огонь; обрабатывать почву на глубину более 0,3 м; самовольно подключаться к сетям (ПП РФ № 878, п. 14).</w:t>
+        <w:t>Для газораспределительных сетей устанавливаются охранные зоны: вдоль трасс наружных газопроводов — на расстоянии 2 метров с каждой стороны газопровода; вдоль трасс подземных полиэтиленовых газопроводов при использовании медного провода — 3 метра со стороны провода и 2 метра с противоположной стороны; вокруг отдельно стоящих газорегуляторных пунктов — на расстоянии 10 метров от границ объекта.</w:t>
       </w:r>
     </w:p>
     <w:p>
@@ -465,7 +365,7 @@
           <w:b w:val="0"/>
           <w:sz w:val="24"/>
         </w:rPr>
-        <w:t>Хозяйственная и иная деятельность в охранных зонах, связанная с нарушением поверхности земли и обработкой почвы на глубину более 0,3 м, допускается на основании письменного разрешения эксплуатационной организации (ПП РФ № 878, п. 16).</w:t>
+        <w:t>На земельные участки в охранных зонах газораспределительных сетей налагаются ограничения использования. Запрещается: строительство объектов; разливать кислоты и щелочи; разводить огонь; обрабатывать почву на глубину более 0,3 метра; самовольно подключаться к сетям газораспределения.</w:t>
       </w:r>
     </w:p>
     <w:p>
@@ -480,414 +380,25 @@
           <w:b w:val="0"/>
           <w:sz w:val="24"/>
         </w:rPr>
-        <w:t>В проектной документации на сеть газораспределения должны быть указаны границы охранных зон (ПП РФ № 870, п. 18). При проведении СМР вблизи действующих газопроводов необходимо соблюдать установленные ограничения и согласовывать работы с эксплуатирующей организацией.</w:t>
+        <w:t>Хозяйственная и иная деятельность в охранных зонах, связанная с нарушением поверхности земли и обработкой почвы на глубину более 0,3 метра, допускается на основании письменного разрешения эксплуатирующей организации.</w:t>
       </w:r>
     </w:p>
-    <w:p/>
     <w:p>
       <w:pPr>
         <w:spacing w:line="276" w:lineRule="auto" w:after="120"/>
-        <w:ind w:firstLine="0"/>
+        <w:ind w:firstLine="709"/>
         <w:jc w:val="both"/>
       </w:pPr>
       <w:r>
         <w:rPr>
           <w:rFonts w:ascii="Times New Roman" w:hAnsi="Times New Roman" w:eastAsia="Times New Roman"/>
-          <w:b/>
+          <w:b w:val="0"/>
           <w:sz w:val="24"/>
         </w:rPr>
-        <w:t>Соотношение темы и нормативных документов</w:t>
+        <w:t>При проведении строительно-монтажных работ вблизи действующих газопроводов необходимо соблюдать установленные ограничения и согласовывать работы с эксплуатирующей организацией.</w:t>
       </w:r>
     </w:p>
     <w:p/>
-    <w:tbl>
-      <w:tblPr>
-        <w:tblStyle w:val="TableGrid"/>
-        <w:tblW w:type="auto" w:w="0"/>
-        <w:tblLook w:firstColumn="1" w:firstRow="1" w:lastColumn="0" w:lastRow="0" w:noHBand="0" w:noVBand="1" w:val="04A0"/>
-      </w:tblPr>
-      <w:tblGrid>
-        <w:gridCol w:w="3324"/>
-        <w:gridCol w:w="3324"/>
-        <w:gridCol w:w="3324"/>
-      </w:tblGrid>
-      <w:tr>
-        <w:tc>
-          <w:tcPr>
-            <w:tcW w:type="dxa" w:w="3324"/>
-          </w:tcPr>
-          <w:p>
-            <w:r>
-              <w:rPr>
-                <w:rFonts w:ascii="Times New Roman" w:hAnsi="Times New Roman" w:eastAsia="Times New Roman"/>
-                <w:b/>
-                <w:sz w:val="22"/>
-              </w:rPr>
-              <w:t>Раздел темы</w:t>
-            </w:r>
-          </w:p>
-        </w:tc>
-        <w:tc>
-          <w:tcPr>
-            <w:tcW w:type="dxa" w:w="3324"/>
-          </w:tcPr>
-          <w:p>
-            <w:r>
-              <w:rPr>
-                <w:rFonts w:ascii="Times New Roman" w:hAnsi="Times New Roman" w:eastAsia="Times New Roman"/>
-                <w:b/>
-                <w:sz w:val="22"/>
-              </w:rPr>
-              <w:t>Документ</w:t>
-            </w:r>
-          </w:p>
-        </w:tc>
-        <w:tc>
-          <w:tcPr>
-            <w:tcW w:type="dxa" w:w="3324"/>
-          </w:tcPr>
-          <w:p>
-            <w:r>
-              <w:rPr>
-                <w:rFonts w:ascii="Times New Roman" w:hAnsi="Times New Roman" w:eastAsia="Times New Roman"/>
-                <w:b/>
-                <w:sz w:val="22"/>
-              </w:rPr>
-              <w:t>Пункты</w:t>
-            </w:r>
-          </w:p>
-        </w:tc>
-      </w:tr>
-      <w:tr>
-        <w:tc>
-          <w:tcPr>
-            <w:tcW w:type="dxa" w:w="3324"/>
-          </w:tcPr>
-          <w:p>
-            <w:r>
-              <w:rPr>
-                <w:rFonts w:ascii="Times New Roman" w:hAnsi="Times New Roman" w:eastAsia="Times New Roman"/>
-                <w:b w:val="0"/>
-                <w:sz w:val="22"/>
-              </w:rPr>
-              <w:t>СМР по проекту, приостановка при нарушениях</w:t>
-            </w:r>
-          </w:p>
-        </w:tc>
-        <w:tc>
-          <w:tcPr>
-            <w:tcW w:type="dxa" w:w="3324"/>
-          </w:tcPr>
-          <w:p>
-            <w:r>
-              <w:rPr>
-                <w:rFonts w:ascii="Times New Roman" w:hAnsi="Times New Roman" w:eastAsia="Times New Roman"/>
-                <w:b w:val="0"/>
-                <w:sz w:val="22"/>
-              </w:rPr>
-              <w:t>ПП РФ № 870</w:t>
-            </w:r>
-          </w:p>
-        </w:tc>
-        <w:tc>
-          <w:tcPr>
-            <w:tcW w:type="dxa" w:w="3324"/>
-          </w:tcPr>
-          <w:p>
-            <w:r>
-              <w:rPr>
-                <w:rFonts w:ascii="Times New Roman" w:hAnsi="Times New Roman" w:eastAsia="Times New Roman"/>
-                <w:b w:val="0"/>
-                <w:sz w:val="22"/>
-              </w:rPr>
-              <w:t>п. 56–57, 63</w:t>
-            </w:r>
-          </w:p>
-        </w:tc>
-      </w:tr>
-      <w:tr>
-        <w:tc>
-          <w:tcPr>
-            <w:tcW w:type="dxa" w:w="3324"/>
-          </w:tcPr>
-          <w:p>
-            <w:r>
-              <w:rPr>
-                <w:rFonts w:ascii="Times New Roman" w:hAnsi="Times New Roman" w:eastAsia="Times New Roman"/>
-                <w:b w:val="0"/>
-                <w:sz w:val="22"/>
-              </w:rPr>
-              <w:t>Прокладка и монтаж газопроводов</w:t>
-            </w:r>
-          </w:p>
-        </w:tc>
-        <w:tc>
-          <w:tcPr>
-            <w:tcW w:type="dxa" w:w="3324"/>
-          </w:tcPr>
-          <w:p>
-            <w:r>
-              <w:rPr>
-                <w:rFonts w:ascii="Times New Roman" w:hAnsi="Times New Roman" w:eastAsia="Times New Roman"/>
-                <w:b w:val="0"/>
-                <w:sz w:val="22"/>
-              </w:rPr>
-              <w:t>ПП РФ № 870</w:t>
-            </w:r>
-          </w:p>
-        </w:tc>
-        <w:tc>
-          <w:tcPr>
-            <w:tcW w:type="dxa" w:w="3324"/>
-          </w:tcPr>
-          <w:p>
-            <w:r>
-              <w:rPr>
-                <w:rFonts w:ascii="Times New Roman" w:hAnsi="Times New Roman" w:eastAsia="Times New Roman"/>
-                <w:b w:val="0"/>
-                <w:sz w:val="22"/>
-              </w:rPr>
-              <w:t>п. 64–67</w:t>
-            </w:r>
-          </w:p>
-        </w:tc>
-      </w:tr>
-      <w:tr>
-        <w:tc>
-          <w:tcPr>
-            <w:tcW w:type="dxa" w:w="3324"/>
-          </w:tcPr>
-          <w:p>
-            <w:r>
-              <w:rPr>
-                <w:rFonts w:ascii="Times New Roman" w:hAnsi="Times New Roman" w:eastAsia="Times New Roman"/>
-                <w:b w:val="0"/>
-                <w:sz w:val="22"/>
-              </w:rPr>
-              <w:t>Государственный контроль (надзор)</w:t>
-            </w:r>
-          </w:p>
-        </w:tc>
-        <w:tc>
-          <w:tcPr>
-            <w:tcW w:type="dxa" w:w="3324"/>
-          </w:tcPr>
-          <w:p>
-            <w:r>
-              <w:rPr>
-                <w:rFonts w:ascii="Times New Roman" w:hAnsi="Times New Roman" w:eastAsia="Times New Roman"/>
-                <w:b w:val="0"/>
-                <w:sz w:val="22"/>
-              </w:rPr>
-              <w:t>ПП РФ № 870</w:t>
-            </w:r>
-          </w:p>
-        </w:tc>
-        <w:tc>
-          <w:tcPr>
-            <w:tcW w:type="dxa" w:w="3324"/>
-          </w:tcPr>
-          <w:p>
-            <w:r>
-              <w:rPr>
-                <w:rFonts w:ascii="Times New Roman" w:hAnsi="Times New Roman" w:eastAsia="Times New Roman"/>
-                <w:b w:val="0"/>
-                <w:sz w:val="22"/>
-              </w:rPr>
-              <w:t>п. 2, 88</w:t>
-            </w:r>
-          </w:p>
-        </w:tc>
-      </w:tr>
-      <w:tr>
-        <w:tc>
-          <w:tcPr>
-            <w:tcW w:type="dxa" w:w="3324"/>
-          </w:tcPr>
-          <w:p>
-            <w:r>
-              <w:rPr>
-                <w:rFonts w:ascii="Times New Roman" w:hAnsi="Times New Roman" w:eastAsia="Times New Roman"/>
-                <w:b w:val="0"/>
-                <w:sz w:val="22"/>
-              </w:rPr>
-              <w:t>Приёмка, состав комиссии</w:t>
-            </w:r>
-          </w:p>
-        </w:tc>
-        <w:tc>
-          <w:tcPr>
-            <w:tcW w:type="dxa" w:w="3324"/>
-          </w:tcPr>
-          <w:p>
-            <w:r>
-              <w:rPr>
-                <w:rFonts w:ascii="Times New Roman" w:hAnsi="Times New Roman" w:eastAsia="Times New Roman"/>
-                <w:b w:val="0"/>
-                <w:sz w:val="22"/>
-              </w:rPr>
-              <w:t>ПП РФ № 870</w:t>
-            </w:r>
-          </w:p>
-        </w:tc>
-        <w:tc>
-          <w:tcPr>
-            <w:tcW w:type="dxa" w:w="3324"/>
-          </w:tcPr>
-          <w:p>
-            <w:r>
-              <w:rPr>
-                <w:rFonts w:ascii="Times New Roman" w:hAnsi="Times New Roman" w:eastAsia="Times New Roman"/>
-                <w:b w:val="0"/>
-                <w:sz w:val="22"/>
-              </w:rPr>
-              <w:t>п. 92–93, 95</w:t>
-            </w:r>
-          </w:p>
-        </w:tc>
-      </w:tr>
-      <w:tr>
-        <w:tc>
-          <w:tcPr>
-            <w:tcW w:type="dxa" w:w="3324"/>
-          </w:tcPr>
-          <w:p>
-            <w:r>
-              <w:rPr>
-                <w:rFonts w:ascii="Times New Roman" w:hAnsi="Times New Roman" w:eastAsia="Times New Roman"/>
-                <w:b w:val="0"/>
-                <w:sz w:val="22"/>
-              </w:rPr>
-              <w:t>Охранные зоны</w:t>
-            </w:r>
-          </w:p>
-        </w:tc>
-        <w:tc>
-          <w:tcPr>
-            <w:tcW w:type="dxa" w:w="3324"/>
-          </w:tcPr>
-          <w:p>
-            <w:r>
-              <w:rPr>
-                <w:rFonts w:ascii="Times New Roman" w:hAnsi="Times New Roman" w:eastAsia="Times New Roman"/>
-                <w:b w:val="0"/>
-                <w:sz w:val="22"/>
-              </w:rPr>
-              <w:t>ПП РФ № 878; ПП РФ № 870</w:t>
-            </w:r>
-          </w:p>
-        </w:tc>
-        <w:tc>
-          <w:tcPr>
-            <w:tcW w:type="dxa" w:w="3324"/>
-          </w:tcPr>
-          <w:p>
-            <w:r>
-              <w:rPr>
-                <w:rFonts w:ascii="Times New Roman" w:hAnsi="Times New Roman" w:eastAsia="Times New Roman"/>
-                <w:b w:val="0"/>
-                <w:sz w:val="22"/>
-              </w:rPr>
-              <w:t>п. 7, 14, 16; п. 18</w:t>
-            </w:r>
-          </w:p>
-        </w:tc>
-      </w:tr>
-      <w:tr>
-        <w:tc>
-          <w:tcPr>
-            <w:tcW w:type="dxa" w:w="3324"/>
-          </w:tcPr>
-          <w:p>
-            <w:r>
-              <w:rPr>
-                <w:rFonts w:ascii="Times New Roman" w:hAnsi="Times New Roman" w:eastAsia="Times New Roman"/>
-                <w:b w:val="0"/>
-                <w:sz w:val="22"/>
-              </w:rPr>
-              <w:t>Хранение документации</w:t>
-            </w:r>
-          </w:p>
-        </w:tc>
-        <w:tc>
-          <w:tcPr>
-            <w:tcW w:type="dxa" w:w="3324"/>
-          </w:tcPr>
-          <w:p>
-            <w:r>
-              <w:rPr>
-                <w:rFonts w:ascii="Times New Roman" w:hAnsi="Times New Roman" w:eastAsia="Times New Roman"/>
-                <w:b w:val="0"/>
-                <w:sz w:val="22"/>
-              </w:rPr>
-              <w:t>ФНП № 531</w:t>
-            </w:r>
-          </w:p>
-        </w:tc>
-        <w:tc>
-          <w:tcPr>
-            <w:tcW w:type="dxa" w:w="3324"/>
-          </w:tcPr>
-          <w:p>
-            <w:r>
-              <w:rPr>
-                <w:rFonts w:ascii="Times New Roman" w:hAnsi="Times New Roman" w:eastAsia="Times New Roman"/>
-                <w:b w:val="0"/>
-                <w:sz w:val="22"/>
-              </w:rPr>
-              <w:t>п. 6</w:t>
-            </w:r>
-          </w:p>
-        </w:tc>
-      </w:tr>
-      <w:tr>
-        <w:tc>
-          <w:tcPr>
-            <w:tcW w:type="dxa" w:w="3324"/>
-          </w:tcPr>
-          <w:p>
-            <w:r>
-              <w:rPr>
-                <w:rFonts w:ascii="Times New Roman" w:hAnsi="Times New Roman" w:eastAsia="Times New Roman"/>
-                <w:b w:val="0"/>
-                <w:sz w:val="22"/>
-              </w:rPr>
-              <w:t>Детализация прокладки</w:t>
-            </w:r>
-          </w:p>
-        </w:tc>
-        <w:tc>
-          <w:tcPr>
-            <w:tcW w:type="dxa" w:w="3324"/>
-          </w:tcPr>
-          <w:p>
-            <w:r>
-              <w:rPr>
-                <w:rFonts w:ascii="Times New Roman" w:hAnsi="Times New Roman" w:eastAsia="Times New Roman"/>
-                <w:b w:val="0"/>
-                <w:sz w:val="22"/>
-              </w:rPr>
-              <w:t>СП 42-101, 42-102, 42-103</w:t>
-            </w:r>
-          </w:p>
-        </w:tc>
-        <w:tc>
-          <w:tcPr>
-            <w:tcW w:type="dxa" w:w="3324"/>
-          </w:tcPr>
-          <w:p>
-            <w:r>
-              <w:rPr>
-                <w:rFonts w:ascii="Times New Roman" w:hAnsi="Times New Roman" w:eastAsia="Times New Roman"/>
-                <w:b w:val="0"/>
-                <w:sz w:val="22"/>
-              </w:rPr>
-              <w:t>—</w:t>
-            </w:r>
-          </w:p>
-        </w:tc>
-      </w:tr>
-    </w:tbl>
     <w:sectPr>
       <w:pgSz w:w="12240" w:h="15840"/>
       <w:pgMar w:top="1134" w:right="850" w:bottom="1134" w:left="1417" w:header="720" w:footer="720" w:gutter="0"/>
